--- a/plugin/tests/fixtures/docx-malicious-alias.docx
+++ b/plugin/tests/fixtures/docx-malicious-alias.docx
@@ -37,6 +37,10 @@
       <w:tblPr>
         <w:tblStyle w:val="TableGrid"/>
       </w:tblPr>
+      <w:tblGrid>
+        <w:gridCol/>
+        <w:gridCol/>
+      </w:tblGrid>
       <w:tr>
         <w:tc>
           <w:p>
@@ -263,5 +267,5 @@
 </file>
 
 <file path=WORD/DOCUMENT.XML><?xml version='1.0' encoding='utf-8'?>
-<w:document xmlns:a="http://schemas.openxmlformats.org/drawingml/2006/main" xmlns:pic="http://schemas.openxmlformats.org/drawingml/2006/picture" xmlns:r="http://schemas.openxmlformats.org/officeDocument/2006/relationships" xmlns:w="http://schemas.openxmlformats.org/wordprocessingml/2006/main" xmlns:wp="http://schemas.openxmlformats.org/drawingml/2006/wordprocessingDrawing"><w:body><w:p><w:pPr><w:pStyle w:val="Heading1" /></w:pPr><w:r><w:t>Core DOCX</w:t></w:r></w:p><w:p><w:r><w:rPr><w:b /></w:rPr><w:t>Template {customer.</w:t></w:r><w:r><w:rPr><w:i /></w:rPr><w:t>name}</w:t></w:r><w:r><w:t xml:space="preserve"> and {region}; Replace TA</w:t></w:r><w:r><w:rPr><w:i /></w:rPr><w:t>RGET.</w:t></w:r></w:p><w:tbl><w:tblPr><w:tblStyle w:val="TableGrid" /></w:tblPr><w:tr><w:tc><w:p><w:r><w:rPr><w:b /></w:rPr><w:t>Location</w:t></w:r></w:p></w:tc><w:tc><w:p><w:r><w:rPr><w:b /></w:rPr><w:t>Value</w:t></w:r></w:p></w:tc></w:tr><w:tr><w:tc><w:p><w:r><w:t>Table</w:t></w:r></w:p></w:tc><w:tc><w:p><w:r><w:rPr><w:b /></w:rPr><w:t>TA</w:t></w:r><w:r><w:rPr><w:i /></w:rPr><w:t>RGET</w:t></w:r></w:p></w:tc></w:tr></w:tbl><w:p><w:r><w:drawing><wp:inline><wp:extent cx="914400" cy="914400" /><wp:docPr id="1" name="Report image" descr="Elftia pixel" /><a:graphic><a:graphicData uri="http://schemas.openxmlformats.org/drawingml/2006/picture"><pic:pic><pic:nvPicPr><pic:cNvPr id="0" name="image1" /><pic:cNvPicPr /></pic:nvPicPr><pic:blipFill><a:blip r:embed="rIdImage1" /><a:stretch><a:fillRect /></a:stretch></pic:blipFill><pic:spPr><a:xfrm><a:off x="0" y="0" /><a:ext cx="914400" cy="914400" /></a:xfrm><a:prstGeom prst="rect"><a:avLst /></a:prstGeom></pic:spPr></pic:pic></a:graphicData></a:graphic></wp:inline></w:drawing></w:r></w:p><w:p><w:pPr><w:sectPr><w:headerReference w:type="default" r:id="rIdHeader1" /><w:footerReference w:type="default" r:id="rIdFooter1" /><w:type w:val="nextPage" /><w:pgSz w:w="12240" w:h="15840" /><w:pgMar w:top="1440" w:right="1440" w:bottom="1440" w:left="1440" w:header="720" w:footer="720" w:gutter="0" /></w:sectPr></w:pPr></w:p><w:p><w:r><w:t>Normal placeholder {normal}</w:t></w:r></w:p><w:p><w:r><w:t>Overlap AAAA</w:t></w:r></w:p><w:p><w:pPr><w:numPr><w:ilvl w:val="0" /><w:numId w:val="1" /></w:numPr></w:pPr><w:r><w:t>List item</w:t></w:r></w:p><w:p><w:hyperlink r:id="rIdInternalLink"><w:r><w:t>Internal reference</w:t></w:r></w:hyperlink></w:p><w:sectPr><w:headerReference w:type="default" r:id="rIdHeader1" /><w:footerReference w:type="default" r:id="rIdFooter1" /><w:pgSz w:w="15840" w:h="12240" w:orient="landscape" /><w:pgMar w:top="1440" w:right="1440" w:bottom="1440" w:left="1440" w:header="720" w:footer="720" w:gutter="0" /></w:sectPr></w:body></w:document>
+<w:document xmlns:a="http://schemas.openxmlformats.org/drawingml/2006/main" xmlns:pic="http://schemas.openxmlformats.org/drawingml/2006/picture" xmlns:r="http://schemas.openxmlformats.org/officeDocument/2006/relationships" xmlns:w="http://schemas.openxmlformats.org/wordprocessingml/2006/main" xmlns:wp="http://schemas.openxmlformats.org/drawingml/2006/wordprocessingDrawing"><w:body><w:p><w:pPr><w:pStyle w:val="Heading1" /></w:pPr><w:r><w:t>Core DOCX</w:t></w:r></w:p><w:p><w:r><w:rPr><w:b /></w:rPr><w:t>Template {customer.</w:t></w:r><w:r><w:rPr><w:i /></w:rPr><w:t>name}</w:t></w:r><w:r><w:t xml:space="preserve"> and {region}; Replace TA</w:t></w:r><w:r><w:rPr><w:i /></w:rPr><w:t>RGET.</w:t></w:r></w:p><w:tbl><w:tblPr><w:tblStyle w:val="TableGrid" /></w:tblPr><w:tblGrid><w:gridCol /><w:gridCol /></w:tblGrid><w:tr><w:tc><w:p><w:r><w:rPr><w:b /></w:rPr><w:t>Location</w:t></w:r></w:p></w:tc><w:tc><w:p><w:r><w:rPr><w:b /></w:rPr><w:t>Value</w:t></w:r></w:p></w:tc></w:tr><w:tr><w:tc><w:p><w:r><w:t>Table</w:t></w:r></w:p></w:tc><w:tc><w:p><w:r><w:rPr><w:b /></w:rPr><w:t>TA</w:t></w:r><w:r><w:rPr><w:i /></w:rPr><w:t>RGET</w:t></w:r></w:p></w:tc></w:tr></w:tbl><w:p><w:r><w:drawing><wp:inline><wp:extent cx="914400" cy="914400" /><wp:docPr id="1" name="Report image" descr="Elftia pixel" /><a:graphic><a:graphicData uri="http://schemas.openxmlformats.org/drawingml/2006/picture"><pic:pic><pic:nvPicPr><pic:cNvPr id="0" name="image1" /><pic:cNvPicPr /></pic:nvPicPr><pic:blipFill><a:blip r:embed="rIdImage1" /><a:stretch><a:fillRect /></a:stretch></pic:blipFill><pic:spPr><a:xfrm><a:off x="0" y="0" /><a:ext cx="914400" cy="914400" /></a:xfrm><a:prstGeom prst="rect"><a:avLst /></a:prstGeom></pic:spPr></pic:pic></a:graphicData></a:graphic></wp:inline></w:drawing></w:r></w:p><w:p><w:pPr><w:sectPr><w:headerReference w:type="default" r:id="rIdHeader1" /><w:footerReference w:type="default" r:id="rIdFooter1" /><w:type w:val="nextPage" /><w:pgSz w:w="12240" w:h="15840" /><w:pgMar w:top="1440" w:right="1440" w:bottom="1440" w:left="1440" w:header="720" w:footer="720" w:gutter="0" /></w:sectPr></w:pPr></w:p><w:p><w:r><w:t>Normal placeholder {normal}</w:t></w:r></w:p><w:p><w:r><w:t>Overlap AAAA</w:t></w:r></w:p><w:p><w:pPr><w:numPr><w:ilvl w:val="0" /><w:numId w:val="1" /></w:numPr></w:pPr><w:r><w:t>List item</w:t></w:r></w:p><w:p><w:hyperlink r:id="rIdInternalLink"><w:r><w:t>Internal reference</w:t></w:r></w:hyperlink></w:p><w:sectPr><w:headerReference w:type="default" r:id="rIdHeader1" /><w:footerReference w:type="default" r:id="rIdFooter1" /><w:pgSz w:w="15840" w:h="12240" w:orient="landscape" /><w:pgMar w:top="1440" w:right="1440" w:bottom="1440" w:left="1440" w:header="720" w:footer="720" w:gutter="0" /></w:sectPr></w:body></w:document>
 </file>
--- a/plugin/tests/fixtures/docx-malicious-alias.docx
+++ b/plugin/tests/fixtures/docx-malicious-alias.docx
@@ -36,13 +36,18 @@
     <w:tbl>
       <w:tblPr>
         <w:tblStyle w:val="TableGrid"/>
+        <w:tblW w:w="9360" w:type="dxa"/>
+        <w:tblLayout w:type="fixed"/>
       </w:tblPr>
       <w:tblGrid>
-        <w:gridCol/>
-        <w:gridCol/>
+        <w:gridCol w:w="4680"/>
+        <w:gridCol w:w="4680"/>
       </w:tblGrid>
       <w:tr>
         <w:tc>
+          <w:tcPr>
+            <w:tcW w:w="4680" w:type="dxa"/>
+          </w:tcPr>
           <w:p>
             <w:r>
               <w:rPr>
@@ -53,6 +58,9 @@
           </w:p>
         </w:tc>
         <w:tc>
+          <w:tcPr>
+            <w:tcW w:w="4680" w:type="dxa"/>
+          </w:tcPr>
           <w:p>
             <w:r>
               <w:rPr>
@@ -65,6 +73,9 @@
       </w:tr>
       <w:tr>
         <w:tc>
+          <w:tcPr>
+            <w:tcW w:w="4680" w:type="dxa"/>
+          </w:tcPr>
           <w:p>
             <w:r>
               <w:t>Table</w:t>
@@ -72,6 +83,9 @@
           </w:p>
         </w:tc>
         <w:tc>
+          <w:tcPr>
+            <w:tcW w:w="4680" w:type="dxa"/>
+          </w:tcPr>
           <w:p>
             <w:r>
               <w:rPr>
@@ -267,5 +281,5 @@
 </file>
 
 <file path=WORD/DOCUMENT.XML><?xml version='1.0' encoding='utf-8'?>
-<w:document xmlns:a="http://schemas.openxmlformats.org/drawingml/2006/main" xmlns:pic="http://schemas.openxmlformats.org/drawingml/2006/picture" xmlns:r="http://schemas.openxmlformats.org/officeDocument/2006/relationships" xmlns:w="http://schemas.openxmlformats.org/wordprocessingml/2006/main" xmlns:wp="http://schemas.openxmlformats.org/drawingml/2006/wordprocessingDrawing"><w:body><w:p><w:pPr><w:pStyle w:val="Heading1" /></w:pPr><w:r><w:t>Core DOCX</w:t></w:r></w:p><w:p><w:r><w:rPr><w:b /></w:rPr><w:t>Template {customer.</w:t></w:r><w:r><w:rPr><w:i /></w:rPr><w:t>name}</w:t></w:r><w:r><w:t xml:space="preserve"> and {region}; Replace TA</w:t></w:r><w:r><w:rPr><w:i /></w:rPr><w:t>RGET.</w:t></w:r></w:p><w:tbl><w:tblPr><w:tblStyle w:val="TableGrid" /></w:tblPr><w:tblGrid><w:gridCol /><w:gridCol /></w:tblGrid><w:tr><w:tc><w:p><w:r><w:rPr><w:b /></w:rPr><w:t>Location</w:t></w:r></w:p></w:tc><w:tc><w:p><w:r><w:rPr><w:b /></w:rPr><w:t>Value</w:t></w:r></w:p></w:tc></w:tr><w:tr><w:tc><w:p><w:r><w:t>Table</w:t></w:r></w:p></w:tc><w:tc><w:p><w:r><w:rPr><w:b /></w:rPr><w:t>TA</w:t></w:r><w:r><w:rPr><w:i /></w:rPr><w:t>RGET</w:t></w:r></w:p></w:tc></w:tr></w:tbl><w:p><w:r><w:drawing><wp:inline><wp:extent cx="914400" cy="914400" /><wp:docPr id="1" name="Report image" descr="Elftia pixel" /><a:graphic><a:graphicData uri="http://schemas.openxmlformats.org/drawingml/2006/picture"><pic:pic><pic:nvPicPr><pic:cNvPr id="0" name="image1" /><pic:cNvPicPr /></pic:nvPicPr><pic:blipFill><a:blip r:embed="rIdImage1" /><a:stretch><a:fillRect /></a:stretch></pic:blipFill><pic:spPr><a:xfrm><a:off x="0" y="0" /><a:ext cx="914400" cy="914400" /></a:xfrm><a:prstGeom prst="rect"><a:avLst /></a:prstGeom></pic:spPr></pic:pic></a:graphicData></a:graphic></wp:inline></w:drawing></w:r></w:p><w:p><w:pPr><w:sectPr><w:headerReference w:type="default" r:id="rIdHeader1" /><w:footerReference w:type="default" r:id="rIdFooter1" /><w:type w:val="nextPage" /><w:pgSz w:w="12240" w:h="15840" /><w:pgMar w:top="1440" w:right="1440" w:bottom="1440" w:left="1440" w:header="720" w:footer="720" w:gutter="0" /></w:sectPr></w:pPr></w:p><w:p><w:r><w:t>Normal placeholder {normal}</w:t></w:r></w:p><w:p><w:r><w:t>Overlap AAAA</w:t></w:r></w:p><w:p><w:pPr><w:numPr><w:ilvl w:val="0" /><w:numId w:val="1" /></w:numPr></w:pPr><w:r><w:t>List item</w:t></w:r></w:p><w:p><w:hyperlink r:id="rIdInternalLink"><w:r><w:t>Internal reference</w:t></w:r></w:hyperlink></w:p><w:sectPr><w:headerReference w:type="default" r:id="rIdHeader1" /><w:footerReference w:type="default" r:id="rIdFooter1" /><w:pgSz w:w="15840" w:h="12240" w:orient="landscape" /><w:pgMar w:top="1440" w:right="1440" w:bottom="1440" w:left="1440" w:header="720" w:footer="720" w:gutter="0" /></w:sectPr></w:body></w:document>
+<w:document xmlns:a="http://schemas.openxmlformats.org/drawingml/2006/main" xmlns:pic="http://schemas.openxmlformats.org/drawingml/2006/picture" xmlns:r="http://schemas.openxmlformats.org/officeDocument/2006/relationships" xmlns:w="http://schemas.openxmlformats.org/wordprocessingml/2006/main" xmlns:wp="http://schemas.openxmlformats.org/drawingml/2006/wordprocessingDrawing"><w:body><w:p><w:pPr><w:pStyle w:val="Heading1" /></w:pPr><w:r><w:t>Core DOCX</w:t></w:r></w:p><w:p><w:r><w:rPr><w:b /></w:rPr><w:t>Template {customer.</w:t></w:r><w:r><w:rPr><w:i /></w:rPr><w:t>name}</w:t></w:r><w:r><w:t xml:space="preserve"> and {region}; Replace TA</w:t></w:r><w:r><w:rPr><w:i /></w:rPr><w:t>RGET.</w:t></w:r></w:p><w:tbl><w:tblPr><w:tblStyle w:val="TableGrid" /><w:tblW w:w="9360" w:type="dxa" /><w:tblLayout w:type="fixed" /></w:tblPr><w:tblGrid><w:gridCol w:w="4680" /><w:gridCol w:w="4680" /></w:tblGrid><w:tr><w:tc><w:tcPr><w:tcW w:w="4680" w:type="dxa" /></w:tcPr><w:p><w:r><w:rPr><w:b /></w:rPr><w:t>Location</w:t></w:r></w:p></w:tc><w:tc><w:tcPr><w:tcW w:w="4680" w:type="dxa" /></w:tcPr><w:p><w:r><w:rPr><w:b /></w:rPr><w:t>Value</w:t></w:r></w:p></w:tc></w:tr><w:tr><w:tc><w:tcPr><w:tcW w:w="4680" w:type="dxa" /></w:tcPr><w:p><w:r><w:t>Table</w:t></w:r></w:p></w:tc><w:tc><w:tcPr><w:tcW w:w="4680" w:type="dxa" /></w:tcPr><w:p><w:r><w:rPr><w:b /></w:rPr><w:t>TA</w:t></w:r><w:r><w:rPr><w:i /></w:rPr><w:t>RGET</w:t></w:r></w:p></w:tc></w:tr></w:tbl><w:p><w:r><w:drawing><wp:inline><wp:extent cx="914400" cy="914400" /><wp:docPr id="1" name="Report image" descr="Elftia pixel" /><a:graphic><a:graphicData uri="http://schemas.openxmlformats.org/drawingml/2006/picture"><pic:pic><pic:nvPicPr><pic:cNvPr id="0" name="image1" /><pic:cNvPicPr /></pic:nvPicPr><pic:blipFill><a:blip r:embed="rIdImage1" /><a:stretch><a:fillRect /></a:stretch></pic:blipFill><pic:spPr><a:xfrm><a:off x="0" y="0" /><a:ext cx="914400" cy="914400" /></a:xfrm><a:prstGeom prst="rect"><a:avLst /></a:prstGeom></pic:spPr></pic:pic></a:graphicData></a:graphic></wp:inline></w:drawing></w:r></w:p><w:p><w:pPr><w:sectPr><w:headerReference w:type="default" r:id="rIdHeader1" /><w:footerReference w:type="default" r:id="rIdFooter1" /><w:type w:val="nextPage" /><w:pgSz w:w="12240" w:h="15840" /><w:pgMar w:top="1440" w:right="1440" w:bottom="1440" w:left="1440" w:header="720" w:footer="720" w:gutter="0" /></w:sectPr></w:pPr></w:p><w:p><w:r><w:t>Normal placeholder {normal}</w:t></w:r></w:p><w:p><w:r><w:t>Overlap AAAA</w:t></w:r></w:p><w:p><w:pPr><w:numPr><w:ilvl w:val="0" /><w:numId w:val="1" /></w:numPr></w:pPr><w:r><w:t>List item</w:t></w:r></w:p><w:p><w:hyperlink r:id="rIdInternalLink"><w:r><w:t>Internal reference</w:t></w:r></w:hyperlink></w:p><w:sectPr><w:headerReference w:type="default" r:id="rIdHeader1" /><w:footerReference w:type="default" r:id="rIdFooter1" /><w:pgSz w:w="15840" w:h="12240" w:orient="landscape" /><w:pgMar w:top="1440" w:right="1440" w:bottom="1440" w:left="1440" w:header="720" w:footer="720" w:gutter="0" /></w:sectPr></w:body></w:document>
 </file>